--- a/documents-src/templates/cpcf-shared-giving-catalog-2027-profile-form.docx
+++ b/documents-src/templates/cpcf-shared-giving-catalog-2027-profile-form.docx
@@ -31,7 +31,7 @@
           <w:color w:val="5F6B6E"/>
           <w:sz w:val="22"/>
         </w:rPr>
-        <w:t>Profiles due Friday, December 11, 2026, 5:00 p.m. MST</w:t>
+        <w:t>Profiles due Friday, December 11, 2026, 6:00 p.m. MST</w:t>
       </w:r>
     </w:p>
     <w:p>
